--- a/ServiceNow_Final_Project_Report.docx
+++ b/ServiceNow_Final_Project_Report.docx
@@ -1,6 +1,6 @@
 
 <file path=word/document.xml><?xml version="1.0" encoding="utf-8"?>
-<w:document xmlns:wpc="http://schemas.microsoft.com/office/word/2010/wordprocessingCanvas" xmlns:mo="http://schemas.microsoft.com/office/mac/office/2008/main" xmlns:mc="http://schemas.openxmlformats.org/markup-compatibility/2006" xmlns:mv="urn:schemas-microsoft-com:mac:vml" xmlns:o="urn:schemas-microsoft-com:office:office" xmlns:r="http://schemas.openxmlformats.org/officeDocument/2006/relationships" xmlns:m="http://schemas.openxmlformats.org/officeDocument/2006/math" xmlns:v="urn:schemas-microsoft-com:vml" xmlns:wp14="http://schemas.microsoft.com/office/word/2010/wordprocessingDrawing" xmlns:wp="http://schemas.openxmlformats.org/drawingml/2006/wordprocessingDrawing" xmlns:w10="urn:schemas-microsoft-com:office:word" xmlns:w="http://schemas.openxmlformats.org/wordprocessingml/2006/main" xmlns:w14="http://schemas.microsoft.com/office/word/2010/wordml" xmlns:wpg="http://schemas.microsoft.com/office/word/2010/wordprocessingGroup" xmlns:wpi="http://schemas.microsoft.com/office/word/2010/wordprocessingInk" xmlns:wne="http://schemas.microsoft.com/office/word/2006/wordml" xmlns:wps="http://schemas.microsoft.com/office/word/2010/wordprocessingShape" mc:Ignorable="w14 wp14">
+<w:document xmlns:ve="http://schemas.openxmlformats.org/markup-compatibility/2006" xmlns:o="urn:schemas-microsoft-com:office:office" xmlns:r="http://schemas.openxmlformats.org/officeDocument/2006/relationships" xmlns:m="http://schemas.openxmlformats.org/officeDocument/2006/math" xmlns:v="urn:schemas-microsoft-com:vml" xmlns:wp="http://schemas.openxmlformats.org/drawingml/2006/wordprocessingDrawing" xmlns:w10="urn:schemas-microsoft-com:office:word" xmlns:w="http://schemas.openxmlformats.org/wordprocessingml/2006/main" xmlns:wne="http://schemas.microsoft.com/office/word/2006/wordml">
   <w:body>
     <w:p>
       <w:pPr>
@@ -34,19 +34,22 @@
     </w:p>
     <w:tbl>
       <w:tblPr>
-        <w:tblW w:type="auto" w:w="0"/>
+        <w:tblW w:w="0" w:type="auto"/>
         <w:jc w:val="center"/>
-        <w:tblLook w:firstColumn="1" w:firstRow="1" w:lastColumn="0" w:lastRow="0" w:noHBand="0" w:noVBand="1" w:val="04A0"/>
+        <w:tblLook w:val="04A0"/>
       </w:tblPr>
       <w:tblGrid>
         <w:gridCol w:w="3408"/>
         <w:gridCol w:w="3408"/>
-        <w:gridCol w:w="3408"/>
+        <w:gridCol w:w="3544"/>
       </w:tblGrid>
       <w:tr>
+        <w:trPr>
+          <w:jc w:val="center"/>
+        </w:trPr>
         <w:tc>
           <w:tcPr>
-            <w:tcW w:type="dxa" w:w="3408"/>
+            <w:tcW w:w="3408" w:type="dxa"/>
           </w:tcPr>
           <w:p>
             <w:r>
@@ -56,7 +59,7 @@
         </w:tc>
         <w:tc>
           <w:tcPr>
-            <w:tcW w:type="dxa" w:w="3408"/>
+            <w:tcW w:w="3408" w:type="dxa"/>
           </w:tcPr>
           <w:p>
             <w:r>
@@ -66,7 +69,7 @@
         </w:tc>
         <w:tc>
           <w:tcPr>
-            <w:tcW w:type="dxa" w:w="3408"/>
+            <w:tcW w:w="3408" w:type="dxa"/>
           </w:tcPr>
           <w:p>
             <w:r>
@@ -76,9 +79,12 @@
         </w:tc>
       </w:tr>
       <w:tr>
+        <w:trPr>
+          <w:jc w:val="center"/>
+        </w:trPr>
         <w:tc>
           <w:tcPr>
-            <w:tcW w:type="dxa" w:w="3408"/>
+            <w:tcW w:w="3408" w:type="dxa"/>
           </w:tcPr>
           <w:p>
             <w:r>
@@ -88,7 +94,7 @@
         </w:tc>
         <w:tc>
           <w:tcPr>
-            <w:tcW w:type="dxa" w:w="3408"/>
+            <w:tcW w:w="3408" w:type="dxa"/>
           </w:tcPr>
           <w:p>
             <w:r>
@@ -98,7 +104,7 @@
         </w:tc>
         <w:tc>
           <w:tcPr>
-            <w:tcW w:type="dxa" w:w="3408"/>
+            <w:tcW w:w="3408" w:type="dxa"/>
           </w:tcPr>
           <w:p>
             <w:r>
@@ -108,9 +114,12 @@
         </w:tc>
       </w:tr>
       <w:tr>
+        <w:trPr>
+          <w:jc w:val="center"/>
+        </w:trPr>
         <w:tc>
           <w:tcPr>
-            <w:tcW w:type="dxa" w:w="3408"/>
+            <w:tcW w:w="3408" w:type="dxa"/>
           </w:tcPr>
           <w:p>
             <w:r>
@@ -120,7 +129,7 @@
         </w:tc>
         <w:tc>
           <w:tcPr>
-            <w:tcW w:type="dxa" w:w="3408"/>
+            <w:tcW w:w="3408" w:type="dxa"/>
           </w:tcPr>
           <w:p>
             <w:r>
@@ -130,7 +139,7 @@
         </w:tc>
         <w:tc>
           <w:tcPr>
-            <w:tcW w:type="dxa" w:w="3408"/>
+            <w:tcW w:w="3408" w:type="dxa"/>
           </w:tcPr>
           <w:p>
             <w:r>
@@ -140,9 +149,12 @@
         </w:tc>
       </w:tr>
       <w:tr>
+        <w:trPr>
+          <w:jc w:val="center"/>
+        </w:trPr>
         <w:tc>
           <w:tcPr>
-            <w:tcW w:type="dxa" w:w="3408"/>
+            <w:tcW w:w="3408" w:type="dxa"/>
           </w:tcPr>
           <w:p>
             <w:r>
@@ -152,7 +164,7 @@
         </w:tc>
         <w:tc>
           <w:tcPr>
-            <w:tcW w:type="dxa" w:w="3408"/>
+            <w:tcW w:w="3408" w:type="dxa"/>
           </w:tcPr>
           <w:p>
             <w:r>
@@ -162,7 +174,7 @@
         </w:tc>
         <w:tc>
           <w:tcPr>
-            <w:tcW w:type="dxa" w:w="3408"/>
+            <w:tcW w:w="3408" w:type="dxa"/>
           </w:tcPr>
           <w:p>
             <w:r>
@@ -172,9 +184,12 @@
         </w:tc>
       </w:tr>
       <w:tr>
+        <w:trPr>
+          <w:jc w:val="center"/>
+        </w:trPr>
         <w:tc>
           <w:tcPr>
-            <w:tcW w:type="dxa" w:w="3408"/>
+            <w:tcW w:w="3408" w:type="dxa"/>
           </w:tcPr>
           <w:p>
             <w:r>
@@ -184,7 +199,7 @@
         </w:tc>
         <w:tc>
           <w:tcPr>
-            <w:tcW w:type="dxa" w:w="3408"/>
+            <w:tcW w:w="3408" w:type="dxa"/>
           </w:tcPr>
           <w:p>
             <w:r>
@@ -194,7 +209,7 @@
         </w:tc>
         <w:tc>
           <w:tcPr>
-            <w:tcW w:type="dxa" w:w="3408"/>
+            <w:tcW w:w="3408" w:type="dxa"/>
           </w:tcPr>
           <w:p>
             <w:r>
@@ -204,9 +219,12 @@
         </w:tc>
       </w:tr>
       <w:tr>
+        <w:trPr>
+          <w:jc w:val="center"/>
+        </w:trPr>
         <w:tc>
           <w:tcPr>
-            <w:tcW w:type="dxa" w:w="3408"/>
+            <w:tcW w:w="3408" w:type="dxa"/>
           </w:tcPr>
           <w:p>
             <w:r>
@@ -216,7 +234,7 @@
         </w:tc>
         <w:tc>
           <w:tcPr>
-            <w:tcW w:type="dxa" w:w="3408"/>
+            <w:tcW w:w="3408" w:type="dxa"/>
           </w:tcPr>
           <w:p>
             <w:r>
@@ -226,7 +244,7 @@
         </w:tc>
         <w:tc>
           <w:tcPr>
-            <w:tcW w:type="dxa" w:w="3408"/>
+            <w:tcW w:w="3408" w:type="dxa"/>
           </w:tcPr>
           <w:p>
             <w:r>
@@ -239,17 +257,20 @@
     <w:p>
       <w:r>
         <w:br/>
-        <w:t>College / Department: ______________________________</w:t>
+        <w:t xml:space="preserve">College / Department: SRM Madurai College </w:t>
+      </w:r>
+      <w:proofErr w:type="gramStart"/>
+      <w:r>
+        <w:t>For</w:t>
+      </w:r>
+      <w:proofErr w:type="gramEnd"/>
+      <w:r>
+        <w:t xml:space="preserve"> Engineering and Technology</w:t>
       </w:r>
     </w:p>
     <w:p>
       <w:r>
-        <w:t>Register Number(s): ______________________________</w:t>
-      </w:r>
-    </w:p>
-    <w:p>
-      <w:r>
-        <w:t>Academic Year: 2026</w:t>
+        <w:t>Academic Year: 2024-28</w:t>
       </w:r>
     </w:p>
     <w:p>
@@ -262,7 +283,11 @@
         <w:pStyle w:val="Heading1"/>
       </w:pPr>
       <w:r>
-        <w:t>1. INTRODUCTION</w:t>
+        <w:lastRenderedPageBreak/>
+        <w:t xml:space="preserve">1. </w:t>
+      </w:r>
+      <w:r>
+        <w:t>INTRODUCTION</w:t>
       </w:r>
     </w:p>
     <w:p>
@@ -275,7 +300,10 @@
     </w:p>
     <w:p>
       <w:r>
-        <w:t>ServiceNow is a cloud-based platform used to manage IT services and business processes. This project focuses on the Incident table and demonstrates how Client Script and UI Policy can be used to make an Incident form more dynamic and easier to use. The proposed implementation displays guidance when the Incident form loads and makes resolution fields mandatory when an incident reaches the Resolved state.</w:t>
+        <w:t xml:space="preserve">ServiceNow is a cloud-based platform used to manage IT services and business processes. This project focuses on the Incident table and demonstrates how Client Script and UI Policy can be used to make an Incident form more </w:t>
+      </w:r>
+      <w:r>
+        <w:t>dynamic and easier to use. The proposed implementation displays guidance when the Incident form loads and makes resolution fields mandatory when an incident reaches the Resolved state.</w:t>
       </w:r>
     </w:p>
     <w:p>
@@ -299,7 +327,10 @@
         <w:pStyle w:val="ListBullet"/>
       </w:pPr>
       <w:r>
-        <w:t>Reduce incomplete incident records.</w:t>
+        <w:t>Reduce incomple</w:t>
+      </w:r>
+      <w:r>
+        <w:t>te incident records.</w:t>
       </w:r>
     </w:p>
     <w:p>
@@ -344,7 +375,10 @@
     </w:p>
     <w:p>
       <w:r>
-        <w:t>Incident records may be submitted with incomplete or unclear information. Users may also forget to enter resolution details when closing an incident. A dynamic form is therefore required to provide guidance and automatically make important resolution fields mandatory.</w:t>
+        <w:t xml:space="preserve">Incident records may </w:t>
+      </w:r>
+      <w:r>
+        <w:t>be submitted with incomplete or unclear information. Users may also forget to enter resolution details when closing an incident. A dynamic form is therefore required to provide guidance and automatically make important resolution fields mandatory.</w:t>
       </w:r>
     </w:p>
     <w:p>
@@ -352,23 +386,29 @@
         <w:pStyle w:val="Heading2"/>
       </w:pPr>
       <w:r>
-        <w:t>2.2 Empathy Map Canvas</w:t>
+        <w:t>2.2 Empa</w:t>
+      </w:r>
+      <w:r>
+        <w:t>thy Map Canvas</w:t>
       </w:r>
     </w:p>
     <w:tbl>
       <w:tblPr>
-        <w:tblW w:type="auto" w:w="0"/>
+        <w:tblW w:w="0" w:type="auto"/>
         <w:jc w:val="center"/>
-        <w:tblLook w:firstColumn="1" w:firstRow="1" w:lastColumn="0" w:lastRow="0" w:noHBand="0" w:noVBand="1" w:val="04A0"/>
+        <w:tblLook w:val="04A0"/>
       </w:tblPr>
       <w:tblGrid>
         <w:gridCol w:w="5112"/>
         <w:gridCol w:w="5112"/>
       </w:tblGrid>
       <w:tr>
+        <w:trPr>
+          <w:jc w:val="center"/>
+        </w:trPr>
         <w:tc>
           <w:tcPr>
-            <w:tcW w:type="dxa" w:w="5112"/>
+            <w:tcW w:w="5112" w:type="dxa"/>
           </w:tcPr>
           <w:p>
             <w:r>
@@ -378,7 +418,7 @@
         </w:tc>
         <w:tc>
           <w:tcPr>
-            <w:tcW w:type="dxa" w:w="5112"/>
+            <w:tcW w:w="5112" w:type="dxa"/>
           </w:tcPr>
           <w:p>
             <w:r>
@@ -388,9 +428,12 @@
         </w:tc>
       </w:tr>
       <w:tr>
+        <w:trPr>
+          <w:jc w:val="center"/>
+        </w:trPr>
         <w:tc>
           <w:tcPr>
-            <w:tcW w:type="dxa" w:w="5112"/>
+            <w:tcW w:w="5112" w:type="dxa"/>
           </w:tcPr>
           <w:p>
             <w:r>
@@ -400,7 +443,7 @@
         </w:tc>
         <w:tc>
           <w:tcPr>
-            <w:tcW w:type="dxa" w:w="5112"/>
+            <w:tcW w:w="5112" w:type="dxa"/>
           </w:tcPr>
           <w:p>
             <w:r>
@@ -410,9 +453,12 @@
         </w:tc>
       </w:tr>
       <w:tr>
+        <w:trPr>
+          <w:jc w:val="center"/>
+        </w:trPr>
         <w:tc>
           <w:tcPr>
-            <w:tcW w:type="dxa" w:w="5112"/>
+            <w:tcW w:w="5112" w:type="dxa"/>
           </w:tcPr>
           <w:p>
             <w:r>
@@ -422,7 +468,7 @@
         </w:tc>
         <w:tc>
           <w:tcPr>
-            <w:tcW w:type="dxa" w:w="5112"/>
+            <w:tcW w:w="5112" w:type="dxa"/>
           </w:tcPr>
           <w:p>
             <w:r>
@@ -432,9 +478,12 @@
         </w:tc>
       </w:tr>
       <w:tr>
+        <w:trPr>
+          <w:jc w:val="center"/>
+        </w:trPr>
         <w:tc>
           <w:tcPr>
-            <w:tcW w:type="dxa" w:w="5112"/>
+            <w:tcW w:w="5112" w:type="dxa"/>
           </w:tcPr>
           <w:p>
             <w:r>
@@ -444,7 +493,7 @@
         </w:tc>
         <w:tc>
           <w:tcPr>
-            <w:tcW w:type="dxa" w:w="5112"/>
+            <w:tcW w:w="5112" w:type="dxa"/>
           </w:tcPr>
           <w:p>
             <w:r>
@@ -454,9 +503,12 @@
         </w:tc>
       </w:tr>
       <w:tr>
+        <w:trPr>
+          <w:jc w:val="center"/>
+        </w:trPr>
         <w:tc>
           <w:tcPr>
-            <w:tcW w:type="dxa" w:w="5112"/>
+            <w:tcW w:w="5112" w:type="dxa"/>
           </w:tcPr>
           <w:p>
             <w:r>
@@ -466,19 +518,25 @@
         </w:tc>
         <w:tc>
           <w:tcPr>
-            <w:tcW w:type="dxa" w:w="5112"/>
+            <w:tcW w:w="5112" w:type="dxa"/>
           </w:tcPr>
           <w:p>
             <w:r>
-              <w:t>Confused when unnecessary or missing fields are not clearly indicated.</w:t>
+              <w:t>Confused when unnecessary</w:t>
+            </w:r>
+            <w:r>
+              <w:t xml:space="preserve"> or missing fields are not clearly indicated.</w:t>
             </w:r>
           </w:p>
         </w:tc>
       </w:tr>
       <w:tr>
+        <w:trPr>
+          <w:jc w:val="center"/>
+        </w:trPr>
         <w:tc>
           <w:tcPr>
-            <w:tcW w:type="dxa" w:w="5112"/>
+            <w:tcW w:w="5112" w:type="dxa"/>
           </w:tcPr>
           <w:p>
             <w:r>
@@ -488,7 +546,7 @@
         </w:tc>
         <w:tc>
           <w:tcPr>
-            <w:tcW w:type="dxa" w:w="5112"/>
+            <w:tcW w:w="5112" w:type="dxa"/>
           </w:tcPr>
           <w:p>
             <w:r>
@@ -498,9 +556,12 @@
         </w:tc>
       </w:tr>
       <w:tr>
+        <w:trPr>
+          <w:jc w:val="center"/>
+        </w:trPr>
         <w:tc>
           <w:tcPr>
-            <w:tcW w:type="dxa" w:w="5112"/>
+            <w:tcW w:w="5112" w:type="dxa"/>
           </w:tcPr>
           <w:p>
             <w:r>
@@ -510,7 +571,7 @@
         </w:tc>
         <w:tc>
           <w:tcPr>
-            <w:tcW w:type="dxa" w:w="5112"/>
+            <w:tcW w:w="5112" w:type="dxa"/>
           </w:tcPr>
           <w:p>
             <w:r>
@@ -533,7 +594,10 @@
         <w:pStyle w:val="ListBullet"/>
       </w:pPr>
       <w:r>
-        <w:t>Show an information message when the Incident form opens.</w:t>
+        <w:t xml:space="preserve">Show an information message when the Incident form </w:t>
+      </w:r>
+      <w:r>
+        <w:t>opens.</w:t>
       </w:r>
     </w:p>
     <w:p>
@@ -565,7 +629,10 @@
         <w:pStyle w:val="ListBullet"/>
       </w:pPr>
       <w:r>
-        <w:t>Use UI Policy Actions instead of unnecessary custom code for field control.</w:t>
+        <w:t xml:space="preserve">Use UI Policy Actions instead of unnecessary custom code for field </w:t>
+      </w:r>
+      <w:r>
+        <w:t>control.</w:t>
       </w:r>
     </w:p>
     <w:p>
@@ -573,6 +640,7 @@
         <w:pStyle w:val="Heading1"/>
       </w:pPr>
       <w:r>
+        <w:lastRenderedPageBreak/>
         <w:t>3. REQUIREMENT ANALYSIS</w:t>
       </w:r>
     </w:p>
@@ -586,8 +654,8 @@
     </w:p>
     <w:tbl>
       <w:tblPr>
-        <w:tblW w:type="auto" w:w="0"/>
-        <w:tblLook w:firstColumn="1" w:firstRow="1" w:lastColumn="0" w:lastRow="0" w:noHBand="0" w:noVBand="1" w:val="04A0"/>
+        <w:tblW w:w="0" w:type="auto"/>
+        <w:tblLook w:val="04A0"/>
       </w:tblPr>
       <w:tblGrid>
         <w:gridCol w:w="2556"/>
@@ -598,7 +666,7 @@
       <w:tr>
         <w:tc>
           <w:tcPr>
-            <w:tcW w:type="dxa" w:w="2556"/>
+            <w:tcW w:w="2556" w:type="dxa"/>
           </w:tcPr>
           <w:p>
             <w:r>
@@ -608,7 +676,7 @@
         </w:tc>
         <w:tc>
           <w:tcPr>
-            <w:tcW w:type="dxa" w:w="2556"/>
+            <w:tcW w:w="2556" w:type="dxa"/>
           </w:tcPr>
           <w:p>
             <w:r>
@@ -618,7 +686,7 @@
         </w:tc>
         <w:tc>
           <w:tcPr>
-            <w:tcW w:type="dxa" w:w="2556"/>
+            <w:tcW w:w="2556" w:type="dxa"/>
           </w:tcPr>
           <w:p>
             <w:r>
@@ -628,7 +696,7 @@
         </w:tc>
         <w:tc>
           <w:tcPr>
-            <w:tcW w:type="dxa" w:w="2556"/>
+            <w:tcW w:w="2556" w:type="dxa"/>
           </w:tcPr>
           <w:p>
             <w:r>
@@ -640,7 +708,7 @@
       <w:tr>
         <w:tc>
           <w:tcPr>
-            <w:tcW w:type="dxa" w:w="2556"/>
+            <w:tcW w:w="2556" w:type="dxa"/>
           </w:tcPr>
           <w:p>
             <w:r>
@@ -650,7 +718,7 @@
         </w:tc>
         <w:tc>
           <w:tcPr>
-            <w:tcW w:type="dxa" w:w="2556"/>
+            <w:tcW w:w="2556" w:type="dxa"/>
           </w:tcPr>
           <w:p>
             <w:r>
@@ -660,7 +728,7 @@
         </w:tc>
         <w:tc>
           <w:tcPr>
-            <w:tcW w:type="dxa" w:w="2556"/>
+            <w:tcW w:w="2556" w:type="dxa"/>
           </w:tcPr>
           <w:p>
             <w:r>
@@ -670,7 +738,7 @@
         </w:tc>
         <w:tc>
           <w:tcPr>
-            <w:tcW w:type="dxa" w:w="2556"/>
+            <w:tcW w:w="2556" w:type="dxa"/>
           </w:tcPr>
           <w:p>
             <w:r>
@@ -682,7 +750,7 @@
       <w:tr>
         <w:tc>
           <w:tcPr>
-            <w:tcW w:type="dxa" w:w="2556"/>
+            <w:tcW w:w="2556" w:type="dxa"/>
           </w:tcPr>
           <w:p>
             <w:r>
@@ -692,7 +760,7 @@
         </w:tc>
         <w:tc>
           <w:tcPr>
-            <w:tcW w:type="dxa" w:w="2556"/>
+            <w:tcW w:w="2556" w:type="dxa"/>
           </w:tcPr>
           <w:p>
             <w:r>
@@ -702,7 +770,7 @@
         </w:tc>
         <w:tc>
           <w:tcPr>
-            <w:tcW w:type="dxa" w:w="2556"/>
+            <w:tcW w:w="2556" w:type="dxa"/>
           </w:tcPr>
           <w:p>
             <w:r>
@@ -712,11 +780,14 @@
         </w:tc>
         <w:tc>
           <w:tcPr>
-            <w:tcW w:type="dxa" w:w="2556"/>
+            <w:tcW w:w="2556" w:type="dxa"/>
           </w:tcPr>
           <w:p>
             <w:r>
-              <w:t>Normal Incident form validation</w:t>
+              <w:t>Normal Incident</w:t>
+            </w:r>
+            <w:r>
+              <w:t xml:space="preserve"> form validation</w:t>
             </w:r>
           </w:p>
         </w:tc>
@@ -724,7 +795,7 @@
       <w:tr>
         <w:tc>
           <w:tcPr>
-            <w:tcW w:type="dxa" w:w="2556"/>
+            <w:tcW w:w="2556" w:type="dxa"/>
           </w:tcPr>
           <w:p>
             <w:r>
@@ -734,7 +805,7 @@
         </w:tc>
         <w:tc>
           <w:tcPr>
-            <w:tcW w:type="dxa" w:w="2556"/>
+            <w:tcW w:w="2556" w:type="dxa"/>
           </w:tcPr>
           <w:p>
             <w:r>
@@ -744,7 +815,7 @@
         </w:tc>
         <w:tc>
           <w:tcPr>
-            <w:tcW w:type="dxa" w:w="2556"/>
+            <w:tcW w:w="2556" w:type="dxa"/>
           </w:tcPr>
           <w:p>
             <w:r>
@@ -754,7 +825,7 @@
         </w:tc>
         <w:tc>
           <w:tcPr>
-            <w:tcW w:type="dxa" w:w="2556"/>
+            <w:tcW w:w="2556" w:type="dxa"/>
           </w:tcPr>
           <w:p>
             <w:r>
@@ -766,7 +837,7 @@
       <w:tr>
         <w:tc>
           <w:tcPr>
-            <w:tcW w:type="dxa" w:w="2556"/>
+            <w:tcW w:w="2556" w:type="dxa"/>
           </w:tcPr>
           <w:p>
             <w:r>
@@ -776,7 +847,7 @@
         </w:tc>
         <w:tc>
           <w:tcPr>
-            <w:tcW w:type="dxa" w:w="2556"/>
+            <w:tcW w:w="2556" w:type="dxa"/>
           </w:tcPr>
           <w:p>
             <w:r>
@@ -786,7 +857,7 @@
         </w:tc>
         <w:tc>
           <w:tcPr>
-            <w:tcW w:type="dxa" w:w="2556"/>
+            <w:tcW w:w="2556" w:type="dxa"/>
           </w:tcPr>
           <w:p>
             <w:r>
@@ -796,7 +867,7 @@
         </w:tc>
         <w:tc>
           <w:tcPr>
-            <w:tcW w:type="dxa" w:w="2556"/>
+            <w:tcW w:w="2556" w:type="dxa"/>
           </w:tcPr>
           <w:p>
             <w:r>
@@ -808,7 +879,7 @@
       <w:tr>
         <w:tc>
           <w:tcPr>
-            <w:tcW w:type="dxa" w:w="2556"/>
+            <w:tcW w:w="2556" w:type="dxa"/>
           </w:tcPr>
           <w:p>
             <w:r>
@@ -818,7 +889,7 @@
         </w:tc>
         <w:tc>
           <w:tcPr>
-            <w:tcW w:type="dxa" w:w="2556"/>
+            <w:tcW w:w="2556" w:type="dxa"/>
           </w:tcPr>
           <w:p>
             <w:r>
@@ -828,17 +899,20 @@
         </w:tc>
         <w:tc>
           <w:tcPr>
-            <w:tcW w:type="dxa" w:w="2556"/>
+            <w:tcW w:w="2556" w:type="dxa"/>
           </w:tcPr>
           <w:p>
             <w:r>
-              <w:t>Incomplete resolution data</w:t>
+              <w:t xml:space="preserve">Incomplete </w:t>
+            </w:r>
+            <w:r>
+              <w:t>resolution data</w:t>
             </w:r>
           </w:p>
         </w:tc>
         <w:tc>
           <w:tcPr>
-            <w:tcW w:type="dxa" w:w="2556"/>
+            <w:tcW w:w="2556" w:type="dxa"/>
           </w:tcPr>
           <w:p>
             <w:r>
@@ -877,7 +951,10 @@
         <w:pStyle w:val="ListBullet"/>
       </w:pPr>
       <w:r>
-        <w:t>A UI Policy shall trigger when State is Resolved.</w:t>
+        <w:t>A UI Policy shall trigger when State is Reso</w:t>
+      </w:r>
+      <w:r>
+        <w:t>lved.</w:t>
       </w:r>
     </w:p>
     <w:p>
@@ -922,13 +999,16 @@
         <w:pStyle w:val="Heading2"/>
       </w:pPr>
       <w:r>
-        <w:t>3.4 Technology Stack</w:t>
+        <w:t xml:space="preserve">3.4 </w:t>
+      </w:r>
+      <w:r>
+        <w:t>Technology Stack</w:t>
       </w:r>
     </w:p>
     <w:tbl>
       <w:tblPr>
-        <w:tblW w:type="auto" w:w="0"/>
-        <w:tblLook w:firstColumn="1" w:firstRow="1" w:lastColumn="0" w:lastRow="0" w:noHBand="0" w:noVBand="1" w:val="04A0"/>
+        <w:tblW w:w="0" w:type="auto"/>
+        <w:tblLook w:val="04A0"/>
       </w:tblPr>
       <w:tblGrid>
         <w:gridCol w:w="5112"/>
@@ -937,7 +1017,7 @@
       <w:tr>
         <w:tc>
           <w:tcPr>
-            <w:tcW w:type="dxa" w:w="5112"/>
+            <w:tcW w:w="5112" w:type="dxa"/>
           </w:tcPr>
           <w:p>
             <w:r>
@@ -947,7 +1027,7 @@
         </w:tc>
         <w:tc>
           <w:tcPr>
-            <w:tcW w:type="dxa" w:w="5112"/>
+            <w:tcW w:w="5112" w:type="dxa"/>
           </w:tcPr>
           <w:p>
             <w:r>
@@ -959,7 +1039,7 @@
       <w:tr>
         <w:tc>
           <w:tcPr>
-            <w:tcW w:type="dxa" w:w="5112"/>
+            <w:tcW w:w="5112" w:type="dxa"/>
           </w:tcPr>
           <w:p>
             <w:r>
@@ -969,7 +1049,7 @@
         </w:tc>
         <w:tc>
           <w:tcPr>
-            <w:tcW w:type="dxa" w:w="5112"/>
+            <w:tcW w:w="5112" w:type="dxa"/>
           </w:tcPr>
           <w:p>
             <w:r>
@@ -981,7 +1061,7 @@
       <w:tr>
         <w:tc>
           <w:tcPr>
-            <w:tcW w:type="dxa" w:w="5112"/>
+            <w:tcW w:w="5112" w:type="dxa"/>
           </w:tcPr>
           <w:p>
             <w:r>
@@ -991,7 +1071,7 @@
         </w:tc>
         <w:tc>
           <w:tcPr>
-            <w:tcW w:type="dxa" w:w="5112"/>
+            <w:tcW w:w="5112" w:type="dxa"/>
           </w:tcPr>
           <w:p>
             <w:r>
@@ -1003,7 +1083,7 @@
       <w:tr>
         <w:tc>
           <w:tcPr>
-            <w:tcW w:type="dxa" w:w="5112"/>
+            <w:tcW w:w="5112" w:type="dxa"/>
           </w:tcPr>
           <w:p>
             <w:r>
@@ -1013,7 +1093,7 @@
         </w:tc>
         <w:tc>
           <w:tcPr>
-            <w:tcW w:type="dxa" w:w="5112"/>
+            <w:tcW w:w="5112" w:type="dxa"/>
           </w:tcPr>
           <w:p>
             <w:r>
@@ -1025,7 +1105,7 @@
       <w:tr>
         <w:tc>
           <w:tcPr>
-            <w:tcW w:type="dxa" w:w="5112"/>
+            <w:tcW w:w="5112" w:type="dxa"/>
           </w:tcPr>
           <w:p>
             <w:r>
@@ -1035,7 +1115,7 @@
         </w:tc>
         <w:tc>
           <w:tcPr>
-            <w:tcW w:type="dxa" w:w="5112"/>
+            <w:tcW w:w="5112" w:type="dxa"/>
           </w:tcPr>
           <w:p>
             <w:r>
@@ -1047,7 +1127,7 @@
       <w:tr>
         <w:tc>
           <w:tcPr>
-            <w:tcW w:type="dxa" w:w="5112"/>
+            <w:tcW w:w="5112" w:type="dxa"/>
           </w:tcPr>
           <w:p>
             <w:r>
@@ -1057,7 +1137,7 @@
         </w:tc>
         <w:tc>
           <w:tcPr>
-            <w:tcW w:type="dxa" w:w="5112"/>
+            <w:tcW w:w="5112" w:type="dxa"/>
           </w:tcPr>
           <w:p>
             <w:r>
@@ -1069,7 +1149,7 @@
       <w:tr>
         <w:tc>
           <w:tcPr>
-            <w:tcW w:type="dxa" w:w="5112"/>
+            <w:tcW w:w="5112" w:type="dxa"/>
           </w:tcPr>
           <w:p>
             <w:r>
@@ -1079,11 +1159,14 @@
         </w:tc>
         <w:tc>
           <w:tcPr>
-            <w:tcW w:type="dxa" w:w="5112"/>
+            <w:tcW w:w="5112" w:type="dxa"/>
           </w:tcPr>
           <w:p>
             <w:r>
-              <w:t>Microsoft Word / GitHub</w:t>
+              <w:t xml:space="preserve">Microsoft Word / </w:t>
+            </w:r>
+            <w:r>
+              <w:t>GitHub</w:t>
             </w:r>
           </w:p>
         </w:tc>
@@ -1094,6 +1177,7 @@
         <w:pStyle w:val="Heading1"/>
       </w:pPr>
       <w:r>
+        <w:lastRenderedPageBreak/>
         <w:t>4. PROJECT DESIGN</w:t>
       </w:r>
     </w:p>
@@ -1107,7 +1191,10 @@
     </w:p>
     <w:p>
       <w:r>
-        <w:t>The problem is incomplete or unclear Incident information, especially at resolution time. The solution directly addresses this by providing immediate guidance and automatically requiring the two important resolution fields when the Incident enters the Resolved state.</w:t>
+        <w:t xml:space="preserve">The problem is incomplete or unclear Incident information, especially at resolution time. The solution directly addresses this by providing immediate guidance and automatically requiring the two important </w:t>
+      </w:r>
+      <w:r>
+        <w:t>resolution fields when the Incident enters the Resolved state.</w:t>
       </w:r>
     </w:p>
     <w:p>
@@ -1120,7 +1207,10 @@
     </w:p>
     <w:p>
       <w:r>
-        <w:t>Client Script: An onLoad Client Script displays an information message to guide the user. UI Policy: When State is Resolved, UI Policy Actions make Close Code and Close Notes mandatory.</w:t>
+        <w:t>Client Script: An onLoad Client Script displays an information message to guide the user. UI Policy: When State is Resolved, UI Policy Actions make Close Code and Close No</w:t>
+      </w:r>
+      <w:r>
+        <w:t>tes mandatory.</w:t>
       </w:r>
     </w:p>
     <w:p>
@@ -1149,13 +1239,16 @@
         <w:pStyle w:val="Heading2"/>
       </w:pPr>
       <w:r>
-        <w:t>5.1 Project Planning</w:t>
+        <w:t xml:space="preserve">5.1 Project </w:t>
+      </w:r>
+      <w:r>
+        <w:t>Planning</w:t>
       </w:r>
     </w:p>
     <w:tbl>
       <w:tblPr>
-        <w:tblW w:type="auto" w:w="0"/>
-        <w:tblLook w:firstColumn="1" w:firstRow="1" w:lastColumn="0" w:lastRow="0" w:noHBand="0" w:noVBand="1" w:val="04A0"/>
+        <w:tblW w:w="0" w:type="auto"/>
+        <w:tblLook w:val="04A0"/>
       </w:tblPr>
       <w:tblGrid>
         <w:gridCol w:w="2556"/>
@@ -1166,7 +1259,7 @@
       <w:tr>
         <w:tc>
           <w:tcPr>
-            <w:tcW w:type="dxa" w:w="2556"/>
+            <w:tcW w:w="2556" w:type="dxa"/>
           </w:tcPr>
           <w:p>
             <w:r>
@@ -1176,7 +1269,7 @@
         </w:tc>
         <w:tc>
           <w:tcPr>
-            <w:tcW w:type="dxa" w:w="2556"/>
+            <w:tcW w:w="2556" w:type="dxa"/>
           </w:tcPr>
           <w:p>
             <w:r>
@@ -1186,7 +1279,7 @@
         </w:tc>
         <w:tc>
           <w:tcPr>
-            <w:tcW w:type="dxa" w:w="2556"/>
+            <w:tcW w:w="2556" w:type="dxa"/>
           </w:tcPr>
           <w:p>
             <w:r>
@@ -1196,7 +1289,7 @@
         </w:tc>
         <w:tc>
           <w:tcPr>
-            <w:tcW w:type="dxa" w:w="2556"/>
+            <w:tcW w:w="2556" w:type="dxa"/>
           </w:tcPr>
           <w:p>
             <w:r>
@@ -1208,7 +1301,7 @@
       <w:tr>
         <w:tc>
           <w:tcPr>
-            <w:tcW w:type="dxa" w:w="2556"/>
+            <w:tcW w:w="2556" w:type="dxa"/>
           </w:tcPr>
           <w:p>
             <w:r>
@@ -1218,7 +1311,7 @@
         </w:tc>
         <w:tc>
           <w:tcPr>
-            <w:tcW w:type="dxa" w:w="2556"/>
+            <w:tcW w:w="2556" w:type="dxa"/>
           </w:tcPr>
           <w:p>
             <w:r>
@@ -1228,7 +1321,7 @@
         </w:tc>
         <w:tc>
           <w:tcPr>
-            <w:tcW w:type="dxa" w:w="2556"/>
+            <w:tcW w:w="2556" w:type="dxa"/>
           </w:tcPr>
           <w:p>
             <w:r>
@@ -1238,7 +1331,7 @@
         </w:tc>
         <w:tc>
           <w:tcPr>
-            <w:tcW w:type="dxa" w:w="2556"/>
+            <w:tcW w:w="2556" w:type="dxa"/>
           </w:tcPr>
           <w:p>
             <w:r>
@@ -1250,7 +1343,7 @@
       <w:tr>
         <w:tc>
           <w:tcPr>
-            <w:tcW w:type="dxa" w:w="2556"/>
+            <w:tcW w:w="2556" w:type="dxa"/>
           </w:tcPr>
           <w:p>
             <w:r>
@@ -1260,7 +1353,7 @@
         </w:tc>
         <w:tc>
           <w:tcPr>
-            <w:tcW w:type="dxa" w:w="2556"/>
+            <w:tcW w:w="2556" w:type="dxa"/>
           </w:tcPr>
           <w:p>
             <w:r>
@@ -1270,7 +1363,7 @@
         </w:tc>
         <w:tc>
           <w:tcPr>
-            <w:tcW w:type="dxa" w:w="2556"/>
+            <w:tcW w:w="2556" w:type="dxa"/>
           </w:tcPr>
           <w:p>
             <w:r>
@@ -1280,7 +1373,7 @@
         </w:tc>
         <w:tc>
           <w:tcPr>
-            <w:tcW w:type="dxa" w:w="2556"/>
+            <w:tcW w:w="2556" w:type="dxa"/>
           </w:tcPr>
           <w:p>
             <w:r>
@@ -1292,7 +1385,7 @@
       <w:tr>
         <w:tc>
           <w:tcPr>
-            <w:tcW w:type="dxa" w:w="2556"/>
+            <w:tcW w:w="2556" w:type="dxa"/>
           </w:tcPr>
           <w:p>
             <w:r>
@@ -1302,7 +1395,7 @@
         </w:tc>
         <w:tc>
           <w:tcPr>
-            <w:tcW w:type="dxa" w:w="2556"/>
+            <w:tcW w:w="2556" w:type="dxa"/>
           </w:tcPr>
           <w:p>
             <w:r>
@@ -1312,7 +1405,7 @@
         </w:tc>
         <w:tc>
           <w:tcPr>
-            <w:tcW w:type="dxa" w:w="2556"/>
+            <w:tcW w:w="2556" w:type="dxa"/>
           </w:tcPr>
           <w:p>
             <w:r>
@@ -1322,7 +1415,7 @@
         </w:tc>
         <w:tc>
           <w:tcPr>
-            <w:tcW w:type="dxa" w:w="2556"/>
+            <w:tcW w:w="2556" w:type="dxa"/>
           </w:tcPr>
           <w:p>
             <w:r>
@@ -1334,7 +1427,7 @@
       <w:tr>
         <w:tc>
           <w:tcPr>
-            <w:tcW w:type="dxa" w:w="2556"/>
+            <w:tcW w:w="2556" w:type="dxa"/>
           </w:tcPr>
           <w:p>
             <w:r>
@@ -1344,7 +1437,7 @@
         </w:tc>
         <w:tc>
           <w:tcPr>
-            <w:tcW w:type="dxa" w:w="2556"/>
+            <w:tcW w:w="2556" w:type="dxa"/>
           </w:tcPr>
           <w:p>
             <w:r>
@@ -1354,7 +1447,7 @@
         </w:tc>
         <w:tc>
           <w:tcPr>
-            <w:tcW w:type="dxa" w:w="2556"/>
+            <w:tcW w:w="2556" w:type="dxa"/>
           </w:tcPr>
           <w:p>
             <w:r>
@@ -1364,7 +1457,7 @@
         </w:tc>
         <w:tc>
           <w:tcPr>
-            <w:tcW w:type="dxa" w:w="2556"/>
+            <w:tcW w:w="2556" w:type="dxa"/>
           </w:tcPr>
           <w:p>
             <w:r>
@@ -1376,7 +1469,7 @@
       <w:tr>
         <w:tc>
           <w:tcPr>
-            <w:tcW w:type="dxa" w:w="2556"/>
+            <w:tcW w:w="2556" w:type="dxa"/>
           </w:tcPr>
           <w:p>
             <w:r>
@@ -1386,7 +1479,7 @@
         </w:tc>
         <w:tc>
           <w:tcPr>
-            <w:tcW w:type="dxa" w:w="2556"/>
+            <w:tcW w:w="2556" w:type="dxa"/>
           </w:tcPr>
           <w:p>
             <w:r>
@@ -1396,7 +1489,7 @@
         </w:tc>
         <w:tc>
           <w:tcPr>
-            <w:tcW w:type="dxa" w:w="2556"/>
+            <w:tcW w:w="2556" w:type="dxa"/>
           </w:tcPr>
           <w:p>
             <w:r>
@@ -1406,11 +1499,14 @@
         </w:tc>
         <w:tc>
           <w:tcPr>
-            <w:tcW w:type="dxa" w:w="2556"/>
+            <w:tcW w:w="2556" w:type="dxa"/>
           </w:tcPr>
           <w:p>
             <w:r>
-              <w:t>Final report and GitHub package</w:t>
+              <w:t>Final</w:t>
+            </w:r>
+            <w:r>
+              <w:t xml:space="preserve"> report and GitHub package</w:t>
             </w:r>
           </w:p>
         </w:tc>
@@ -1434,13 +1530,16 @@
     </w:p>
     <w:p>
       <w:r>
-        <w:t>The proposed configuration is lightweight because the Client Script performs a simple form-load message and the UI Policy uses a simple state condition. Testing should verify that the form remains responsive and that the rules activate only under their intended condition.</w:t>
+        <w:t>The proposed configuration is lightweight because the Client Script performs a simple form-load message and the UI Policy uses a simple state condition. Testing shoul</w:t>
+      </w:r>
+      <w:r>
+        <w:t>d verify that the form remains responsive and that the rules activate only under their intended condition.</w:t>
       </w:r>
     </w:p>
     <w:tbl>
       <w:tblPr>
-        <w:tblW w:type="auto" w:w="0"/>
-        <w:tblLook w:firstColumn="1" w:firstRow="1" w:lastColumn="0" w:lastRow="0" w:noHBand="0" w:noVBand="1" w:val="04A0"/>
+        <w:tblW w:w="0" w:type="auto"/>
+        <w:tblLook w:val="04A0"/>
       </w:tblPr>
       <w:tblGrid>
         <w:gridCol w:w="2045"/>
@@ -1452,7 +1551,7 @@
       <w:tr>
         <w:tc>
           <w:tcPr>
-            <w:tcW w:type="dxa" w:w="2045"/>
+            <w:tcW w:w="2045" w:type="dxa"/>
           </w:tcPr>
           <w:p>
             <w:r>
@@ -1462,7 +1561,7 @@
         </w:tc>
         <w:tc>
           <w:tcPr>
-            <w:tcW w:type="dxa" w:w="2045"/>
+            <w:tcW w:w="2045" w:type="dxa"/>
           </w:tcPr>
           <w:p>
             <w:r>
@@ -1472,7 +1571,7 @@
         </w:tc>
         <w:tc>
           <w:tcPr>
-            <w:tcW w:type="dxa" w:w="2045"/>
+            <w:tcW w:w="2045" w:type="dxa"/>
           </w:tcPr>
           <w:p>
             <w:r>
@@ -1482,7 +1581,7 @@
         </w:tc>
         <w:tc>
           <w:tcPr>
-            <w:tcW w:type="dxa" w:w="2045"/>
+            <w:tcW w:w="2045" w:type="dxa"/>
           </w:tcPr>
           <w:p>
             <w:r>
@@ -1492,7 +1591,7 @@
         </w:tc>
         <w:tc>
           <w:tcPr>
-            <w:tcW w:type="dxa" w:w="2045"/>
+            <w:tcW w:w="2045" w:type="dxa"/>
           </w:tcPr>
           <w:p>
             <w:r>
@@ -1504,7 +1603,7 @@
       <w:tr>
         <w:tc>
           <w:tcPr>
-            <w:tcW w:type="dxa" w:w="2045"/>
+            <w:tcW w:w="2045" w:type="dxa"/>
           </w:tcPr>
           <w:p>
             <w:r>
@@ -1514,7 +1613,7 @@
         </w:tc>
         <w:tc>
           <w:tcPr>
-            <w:tcW w:type="dxa" w:w="2045"/>
+            <w:tcW w:w="2045" w:type="dxa"/>
           </w:tcPr>
           <w:p>
             <w:r>
@@ -1524,7 +1623,7 @@
         </w:tc>
         <w:tc>
           <w:tcPr>
-            <w:tcW w:type="dxa" w:w="2045"/>
+            <w:tcW w:w="2045" w:type="dxa"/>
           </w:tcPr>
           <w:p>
             <w:r>
@@ -1534,7 +1633,7 @@
         </w:tc>
         <w:tc>
           <w:tcPr>
-            <w:tcW w:type="dxa" w:w="2045"/>
+            <w:tcW w:w="2045" w:type="dxa"/>
           </w:tcPr>
           <w:p>
             <w:r>
@@ -1544,7 +1643,7 @@
         </w:tc>
         <w:tc>
           <w:tcPr>
-            <w:tcW w:type="dxa" w:w="2045"/>
+            <w:tcW w:w="2045" w:type="dxa"/>
           </w:tcPr>
           <w:p>
             <w:r>
@@ -1556,7 +1655,7 @@
       <w:tr>
         <w:tc>
           <w:tcPr>
-            <w:tcW w:type="dxa" w:w="2045"/>
+            <w:tcW w:w="2045" w:type="dxa"/>
           </w:tcPr>
           <w:p>
             <w:r>
@@ -1566,17 +1665,20 @@
         </w:tc>
         <w:tc>
           <w:tcPr>
-            <w:tcW w:type="dxa" w:w="2045"/>
+            <w:tcW w:w="2045" w:type="dxa"/>
           </w:tcPr>
           <w:p>
             <w:r>
-              <w:t>Set State to Resolved</w:t>
+              <w:t xml:space="preserve">Set State to </w:t>
+            </w:r>
+            <w:r>
+              <w:t>Resolved</w:t>
             </w:r>
           </w:p>
         </w:tc>
         <w:tc>
           <w:tcPr>
-            <w:tcW w:type="dxa" w:w="2045"/>
+            <w:tcW w:w="2045" w:type="dxa"/>
           </w:tcPr>
           <w:p>
             <w:r>
@@ -1586,7 +1688,7 @@
         </w:tc>
         <w:tc>
           <w:tcPr>
-            <w:tcW w:type="dxa" w:w="2045"/>
+            <w:tcW w:w="2045" w:type="dxa"/>
           </w:tcPr>
           <w:p>
             <w:r>
@@ -1596,7 +1698,7 @@
         </w:tc>
         <w:tc>
           <w:tcPr>
-            <w:tcW w:type="dxa" w:w="2045"/>
+            <w:tcW w:w="2045" w:type="dxa"/>
           </w:tcPr>
           <w:p>
             <w:r>
@@ -1608,7 +1710,7 @@
       <w:tr>
         <w:tc>
           <w:tcPr>
-            <w:tcW w:type="dxa" w:w="2045"/>
+            <w:tcW w:w="2045" w:type="dxa"/>
           </w:tcPr>
           <w:p>
             <w:r>
@@ -1618,37 +1720,47 @@
         </w:tc>
         <w:tc>
           <w:tcPr>
-            <w:tcW w:type="dxa" w:w="2045"/>
+            <w:tcW w:w="2045" w:type="dxa"/>
           </w:tcPr>
           <w:p>
             <w:r>
-              <w:t>Set State to Resolved</w:t>
+              <w:t xml:space="preserve">Set State to </w:t>
+            </w:r>
+            <w:r>
+              <w:lastRenderedPageBreak/>
+              <w:t>Resolved</w:t>
             </w:r>
           </w:p>
         </w:tc>
         <w:tc>
           <w:tcPr>
-            <w:tcW w:type="dxa" w:w="2045"/>
+            <w:tcW w:w="2045" w:type="dxa"/>
           </w:tcPr>
           <w:p>
             <w:r>
-              <w:t>Close Notes becomes mandatory</w:t>
+              <w:lastRenderedPageBreak/>
+              <w:t xml:space="preserve">Close Notes </w:t>
+            </w:r>
+            <w:r>
+              <w:lastRenderedPageBreak/>
+              <w:t>becomes mandatory</w:t>
             </w:r>
           </w:p>
         </w:tc>
         <w:tc>
           <w:tcPr>
-            <w:tcW w:type="dxa" w:w="2045"/>
+            <w:tcW w:w="2045" w:type="dxa"/>
           </w:tcPr>
           <w:p>
             <w:r>
+              <w:lastRenderedPageBreak/>
               <w:t>Planned</w:t>
             </w:r>
           </w:p>
         </w:tc>
         <w:tc>
           <w:tcPr>
-            <w:tcW w:type="dxa" w:w="2045"/>
+            <w:tcW w:w="2045" w:type="dxa"/>
           </w:tcPr>
           <w:p>
             <w:r>
@@ -1660,17 +1772,18 @@
       <w:tr>
         <w:tc>
           <w:tcPr>
-            <w:tcW w:type="dxa" w:w="2045"/>
+            <w:tcW w:w="2045" w:type="dxa"/>
           </w:tcPr>
           <w:p>
             <w:r>
+              <w:lastRenderedPageBreak/>
               <w:t>TC04</w:t>
             </w:r>
           </w:p>
         </w:tc>
         <w:tc>
           <w:tcPr>
-            <w:tcW w:type="dxa" w:w="2045"/>
+            <w:tcW w:w="2045" w:type="dxa"/>
           </w:tcPr>
           <w:p>
             <w:r>
@@ -1680,7 +1793,7 @@
         </w:tc>
         <w:tc>
           <w:tcPr>
-            <w:tcW w:type="dxa" w:w="2045"/>
+            <w:tcW w:w="2045" w:type="dxa"/>
           </w:tcPr>
           <w:p>
             <w:r>
@@ -1690,7 +1803,7 @@
         </w:tc>
         <w:tc>
           <w:tcPr>
-            <w:tcW w:type="dxa" w:w="2045"/>
+            <w:tcW w:w="2045" w:type="dxa"/>
           </w:tcPr>
           <w:p>
             <w:r>
@@ -1700,7 +1813,7 @@
         </w:tc>
         <w:tc>
           <w:tcPr>
-            <w:tcW w:type="dxa" w:w="2045"/>
+            <w:tcW w:w="2045" w:type="dxa"/>
           </w:tcPr>
           <w:p>
             <w:r>
@@ -1712,7 +1825,7 @@
       <w:tr>
         <w:tc>
           <w:tcPr>
-            <w:tcW w:type="dxa" w:w="2045"/>
+            <w:tcW w:w="2045" w:type="dxa"/>
           </w:tcPr>
           <w:p>
             <w:r>
@@ -1722,17 +1835,20 @@
         </w:tc>
         <w:tc>
           <w:tcPr>
-            <w:tcW w:type="dxa" w:w="2045"/>
+            <w:tcW w:w="2045" w:type="dxa"/>
           </w:tcPr>
           <w:p>
             <w:r>
-              <w:t>Submit resolved incident without resolution data</w:t>
+              <w:t xml:space="preserve">Submit resolved </w:t>
+            </w:r>
+            <w:r>
+              <w:t>incident without resolution data</w:t>
             </w:r>
           </w:p>
         </w:tc>
         <w:tc>
           <w:tcPr>
-            <w:tcW w:type="dxa" w:w="2045"/>
+            <w:tcW w:w="2045" w:type="dxa"/>
           </w:tcPr>
           <w:p>
             <w:r>
@@ -1742,7 +1858,7 @@
         </w:tc>
         <w:tc>
           <w:tcPr>
-            <w:tcW w:type="dxa" w:w="2045"/>
+            <w:tcW w:w="2045" w:type="dxa"/>
           </w:tcPr>
           <w:p>
             <w:r>
@@ -1752,7 +1868,7 @@
         </w:tc>
         <w:tc>
           <w:tcPr>
-            <w:tcW w:type="dxa" w:w="2045"/>
+            <w:tcW w:w="2045" w:type="dxa"/>
           </w:tcPr>
           <w:p>
             <w:r>
@@ -1780,7 +1896,10 @@
     </w:p>
     <w:p>
       <w:r>
-        <w:t>Insert actual ServiceNow screenshots here if an instance is available. If an instance is not available, use clearly labelled prototype/configuration mockups and do not describe them as live ServiceNow execution evidence.</w:t>
+        <w:t>Insert actual ServiceNow screenshots here if an instance is available. If an instance is not available, use clearly labelled prototype/con</w:t>
+      </w:r>
+      <w:r>
+        <w:t>figuration mockups and do not describe them as live ServiceNow execution evidence.</w:t>
       </w:r>
     </w:p>
     <w:p>
@@ -1813,7 +1932,13 @@
         <w:rPr>
           <w:b/>
         </w:rPr>
-        <w:t>[ INSERT Figure 3 – UI Policy condition: State = Resolved HERE ]</w:t>
+        <w:t>[ INSERT Figure 3 – UI Policy condition: State = Resolved</w:t>
+      </w:r>
+      <w:r>
+        <w:rPr>
+          <w:b/>
+        </w:rPr>
+        <w:t xml:space="preserve"> HERE ]</w:t>
       </w:r>
     </w:p>
     <w:p>
@@ -1867,7 +1992,10 @@
         <w:pStyle w:val="ListBullet"/>
       </w:pPr>
       <w:r>
-        <w:t>Improves data completeness.</w:t>
+        <w:t xml:space="preserve">Improves data </w:t>
+      </w:r>
+      <w:r>
+        <w:t>completeness.</w:t>
       </w:r>
     </w:p>
     <w:p>
@@ -1923,7 +2051,10 @@
         <w:pStyle w:val="ListBullet"/>
       </w:pPr>
       <w:r>
-        <w:t>A real deployment requires testing in the target ServiceNow instance.</w:t>
+        <w:t>A real deployment requires testing</w:t>
+      </w:r>
+      <w:r>
+        <w:t xml:space="preserve"> in the target ServiceNow instance.</w:t>
       </w:r>
     </w:p>
     <w:p>
@@ -1936,7 +2067,10 @@
     </w:p>
     <w:p>
       <w:r>
-        <w:t>The project presents a simple ServiceNow Incident form enhancement using Client Script and UI Policy. The Client Script provides user guidance while the UI Policy automatically enforces resolution information. Together, these features can improve consistency and reduce incomplete Incident records.</w:t>
+        <w:t>The project presents a simple ServiceNow Incident form enhancement using Client Script and UI Policy. The Client Script provides user guidance while the UI Policy automatically enforces resolution informati</w:t>
+      </w:r>
+      <w:r>
+        <w:t>on. Together, these features can improve consistency and reduce incomplete Incident records.</w:t>
       </w:r>
     </w:p>
     <w:p>
@@ -1968,6 +2102,7 @@
         <w:pStyle w:val="ListBullet"/>
       </w:pPr>
       <w:r>
+        <w:lastRenderedPageBreak/>
         <w:t>Use Flow Designer for notification and approval workflows.</w:t>
       </w:r>
     </w:p>
@@ -1976,7 +2111,10 @@
         <w:pStyle w:val="ListBullet"/>
       </w:pPr>
       <w:r>
-        <w:t>Add dashboards to monitor incomplete or overdue incidents.</w:t>
+        <w:t xml:space="preserve">Add </w:t>
+      </w:r>
+      <w:r>
+        <w:t>dashboards to monitor incomplete or overdue incidents.</w:t>
       </w:r>
     </w:p>
     <w:p>
@@ -2017,12 +2155,38 @@
           <w:rFonts w:ascii="Courier New" w:hAnsi="Courier New"/>
         </w:rPr>
         <w:t>function onLoad() {</w:t>
+      </w:r>
+      <w:r>
+        <w:rPr>
+          <w:rFonts w:ascii="Courier New" w:hAnsi="Courier New"/>
+        </w:rPr>
         <w:br/>
         <w:t xml:space="preserve">    g_form.addInfoMessage(</w:t>
+      </w:r>
+      <w:r>
+        <w:rPr>
+          <w:rFonts w:ascii="Courier New" w:hAnsi="Courier New"/>
+        </w:rPr>
         <w:br/>
-        <w:t xml:space="preserve">        'Please provide accurate incident information before submitting the record.'</w:t>
+        <w:t xml:space="preserve">        'Please provide accurate incident information </w:t>
+      </w:r>
+      <w:r>
+        <w:rPr>
+          <w:rFonts w:ascii="Courier New" w:hAnsi="Courier New"/>
+        </w:rPr>
+        <w:t>before submitting the record.'</w:t>
+      </w:r>
+      <w:r>
+        <w:rPr>
+          <w:rFonts w:ascii="Courier New" w:hAnsi="Courier New"/>
+        </w:rPr>
         <w:br/>
         <w:t xml:space="preserve">    );</w:t>
+      </w:r>
+      <w:r>
+        <w:rPr>
+          <w:rFonts w:ascii="Courier New" w:hAnsi="Courier New"/>
+        </w:rPr>
         <w:br/>
         <w:t>}</w:t>
       </w:r>
@@ -2042,7 +2206,10 @@
     </w:p>
     <w:p>
       <w:r>
-        <w:t>Not applicable. This project uses ServiceNow Incident records rather than an external dataset.</w:t>
+        <w:t>Not applicable. This project uses ServiceNow Incident records rather th</w:t>
+      </w:r>
+      <w:r>
+        <w:t>an an external dataset.</w:t>
       </w:r>
     </w:p>
     <w:p>
@@ -2054,20 +2221,35 @@
       </w:r>
     </w:p>
     <w:p>
+      <w:proofErr w:type="spellStart"/>
       <w:r>
-        <w:t>GitHub Repository: ______________________________________________</w:t>
+        <w:t>GitHub</w:t>
+      </w:r>
+      <w:proofErr w:type="spellEnd"/>
+      <w:r>
+        <w:t xml:space="preserve"> Repository: </w:t>
+      </w:r>
+      <w:r>
+        <w:t>https://github.com/karthigeyanmb2007/se</w:t>
+      </w:r>
+      <w:r>
+        <w:t>rvicenow-client-script-ui-policy</w:t>
       </w:r>
     </w:p>
     <w:p>
       <w:r>
-        <w:t>Project Demo: _________________________________________________</w:t>
+        <w:t xml:space="preserve">Project Demo: </w:t>
       </w:r>
+      <w:hyperlink r:id="rId6" w:history="1">
+        <w:r>
+          <w:rPr>
+            <w:rStyle w:val="Hyperlink"/>
+          </w:rPr>
+          <w:t>https://github.com/karthigeyanmb2007/servicenow-client-script-ui-policy</w:t>
+        </w:r>
+      </w:hyperlink>
     </w:p>
-    <w:p>
-      <w:r>
-        <w:t>Note: Do not enter a fabricated URL. Add the real repository/demo URL after creation.</w:t>
-      </w:r>
-    </w:p>
+    <w:p/>
     <w:sectPr>
       <w:pgSz w:w="12240" w:h="15840"/>
       <w:pgMar w:top="864" w:right="1008" w:bottom="864" w:left="1008" w:header="720" w:footer="720" w:gutter="0"/>
@@ -2079,7 +2261,7 @@
 </file>
 
 <file path=word/numbering.xml><?xml version="1.0" encoding="utf-8"?>
-<w:numbering xmlns:wpc="http://schemas.microsoft.com/office/word/2010/wordprocessingCanvas" xmlns:mo="http://schemas.microsoft.com/office/mac/office/2008/main" xmlns:mc="http://schemas.openxmlformats.org/markup-compatibility/2006" xmlns:mv="urn:schemas-microsoft-com:mac:vml" xmlns:o="urn:schemas-microsoft-com:office:office" xmlns:r="http://schemas.openxmlformats.org/officeDocument/2006/relationships" xmlns:m="http://schemas.openxmlformats.org/officeDocument/2006/math" xmlns:v="urn:schemas-microsoft-com:vml" xmlns:wp14="http://schemas.microsoft.com/office/word/2010/wordprocessingDrawing" xmlns:wp="http://schemas.openxmlformats.org/drawingml/2006/wordprocessingDrawing" xmlns:w10="urn:schemas-microsoft-com:office:word" xmlns:w="http://schemas.openxmlformats.org/wordprocessingml/2006/main" xmlns:w14="http://schemas.microsoft.com/office/word/2010/wordml" xmlns:wpg="http://schemas.microsoft.com/office/word/2010/wordprocessingGroup" xmlns:wpi="http://schemas.microsoft.com/office/word/2010/wordprocessingInk" xmlns:wne="http://schemas.microsoft.com/office/word/2006/wordml" xmlns:wps="http://schemas.microsoft.com/office/word/2010/wordprocessingShape" mc:Ignorable="w14 wp14">
+<w:numbering xmlns:ve="http://schemas.openxmlformats.org/markup-compatibility/2006" xmlns:o="urn:schemas-microsoft-com:office:office" xmlns:r="http://schemas.openxmlformats.org/officeDocument/2006/relationships" xmlns:m="http://schemas.openxmlformats.org/officeDocument/2006/math" xmlns:v="urn:schemas-microsoft-com:vml" xmlns:wp="http://schemas.openxmlformats.org/drawingml/2006/wordprocessingDrawing" xmlns:w10="urn:schemas-microsoft-com:office:word" xmlns:w="http://schemas.openxmlformats.org/wordprocessingml/2006/main" xmlns:wne="http://schemas.microsoft.com/office/word/2006/wordml">
   <w:abstractNum w:abstractNumId="0">
     <w:nsid w:val="FFFFFF7C"/>
     <w:multiLevelType w:val="singleLevel"/>
@@ -2282,7 +2464,7 @@
 </file>
 
 <file path=word/styles.xml><?xml version="1.0" encoding="utf-8"?>
-<w:styles xmlns:mc="http://schemas.openxmlformats.org/markup-compatibility/2006" xmlns:r="http://schemas.openxmlformats.org/officeDocument/2006/relationships" xmlns:w="http://schemas.openxmlformats.org/wordprocessingml/2006/main" xmlns:w14="http://schemas.microsoft.com/office/word/2010/wordml" mc:Ignorable="w14">
+<w:styles xmlns:r="http://schemas.openxmlformats.org/officeDocument/2006/relationships" xmlns:w="http://schemas.openxmlformats.org/wordprocessingml/2006/main">
   <w:docDefaults>
     <w:rPrDefault>
       <w:rPr>
@@ -2298,7 +2480,7 @@
       </w:pPr>
     </w:pPrDefault>
   </w:docDefaults>
-  <w:latentStyles w:defLockedState="0" w:defUIPriority="99" w:defSemiHidden="1" w:defUnhideWhenUsed="1" w:defQFormat="0" w:count="276">
+  <w:latentStyles w:defLockedState="0" w:defUIPriority="99" w:defSemiHidden="1" w:defUnhideWhenUsed="1" w:defQFormat="0" w:count="267">
     <w:lsdException w:name="Normal" w:semiHidden="0" w:uiPriority="0" w:unhideWhenUsed="0" w:qFormat="1"/>
     <w:lsdException w:name="heading 1" w:semiHidden="0" w:uiPriority="9" w:unhideWhenUsed="0" w:qFormat="1"/>
     <w:lsdException w:name="heading 2" w:uiPriority="9" w:qFormat="1"/>
@@ -2446,50 +2628,6 @@
       <w:sz w:val="20"/>
     </w:rPr>
   </w:style>
-  <w:style w:type="paragraph" w:styleId="Header">
-    <w:name w:val="header"/>
-    <w:basedOn w:val="Normal"/>
-    <w:link w:val="HeaderChar"/>
-    <w:uiPriority w:val="99"/>
-    <w:unhideWhenUsed/>
-    <w:rsid w:val="00E618BF"/>
-    <w:pPr>
-      <w:tabs>
-        <w:tab w:val="center" w:pos="4680"/>
-        <w:tab w:val="right" w:pos="9360"/>
-      </w:tabs>
-      <w:spacing w:after="0" w:line="240" w:lineRule="auto"/>
-    </w:pPr>
-  </w:style>
-  <w:style w:type="character" w:customStyle="1" w:styleId="HeaderChar">
-    <w:name w:val="Header Char"/>
-    <w:basedOn w:val="DefaultParagraphFont"/>
-    <w:link w:val="Header"/>
-    <w:uiPriority w:val="99"/>
-    <w:rsid w:val="00E618BF"/>
-  </w:style>
-  <w:style w:type="paragraph" w:styleId="Footer">
-    <w:name w:val="footer"/>
-    <w:basedOn w:val="Normal"/>
-    <w:link w:val="FooterChar"/>
-    <w:uiPriority w:val="99"/>
-    <w:unhideWhenUsed/>
-    <w:rsid w:val="00E618BF"/>
-    <w:pPr>
-      <w:tabs>
-        <w:tab w:val="center" w:pos="4680"/>
-        <w:tab w:val="right" w:pos="9360"/>
-      </w:tabs>
-      <w:spacing w:after="0" w:line="240" w:lineRule="auto"/>
-    </w:pPr>
-  </w:style>
-  <w:style w:type="character" w:customStyle="1" w:styleId="FooterChar">
-    <w:name w:val="Footer Char"/>
-    <w:basedOn w:val="DefaultParagraphFont"/>
-    <w:link w:val="Footer"/>
-    <w:uiPriority w:val="99"/>
-    <w:rsid w:val="00E618BF"/>
-  </w:style>
   <w:style w:type="paragraph" w:styleId="Heading1">
     <w:name w:val="heading 1"/>
     <w:basedOn w:val="Normal"/>
@@ -2505,7 +2643,7 @@
       <w:outlineLvl w:val="0"/>
     </w:pPr>
     <w:rPr>
-      <w:rFonts w:asciiTheme="majorHAnsi" w:eastAsiaTheme="majorEastAsia" w:hAnsiTheme="majorHAnsi" w:cstheme="majorBidi" w:ascii="Arial" w:hAnsi="Arial"/>
+      <w:rFonts w:asciiTheme="majorHAnsi" w:eastAsiaTheme="majorEastAsia" w:hAnsiTheme="majorHAnsi" w:cstheme="majorBidi"/>
       <w:b/>
       <w:bCs/>
       <w:color w:val="365F91" w:themeColor="accent1" w:themeShade="BF"/>
@@ -2529,7 +2667,7 @@
       <w:outlineLvl w:val="1"/>
     </w:pPr>
     <w:rPr>
-      <w:rFonts w:asciiTheme="majorHAnsi" w:eastAsiaTheme="majorEastAsia" w:hAnsiTheme="majorHAnsi" w:cstheme="majorBidi" w:ascii="Arial" w:hAnsi="Arial"/>
+      <w:rFonts w:asciiTheme="majorHAnsi" w:eastAsiaTheme="majorEastAsia" w:hAnsiTheme="majorHAnsi" w:cstheme="majorBidi"/>
       <w:b/>
       <w:bCs/>
       <w:color w:val="4F81BD" w:themeColor="accent1"/>
@@ -2670,7 +2808,6 @@
     <w:rPr>
       <w:rFonts w:asciiTheme="majorHAnsi" w:eastAsiaTheme="majorEastAsia" w:hAnsiTheme="majorHAnsi" w:cstheme="majorBidi"/>
       <w:color w:val="4F81BD" w:themeColor="accent1"/>
-      <w:sz w:val="20"/>
       <w:szCs w:val="20"/>
     </w:rPr>
   </w:style>
@@ -2695,7 +2832,6 @@
       <w:i/>
       <w:iCs/>
       <w:color w:val="404040" w:themeColor="text1" w:themeTint="BF"/>
-      <w:sz w:val="20"/>
       <w:szCs w:val="20"/>
     </w:rPr>
   </w:style>
@@ -2710,6 +2846,7 @@
     <w:uiPriority w:val="99"/>
     <w:semiHidden/>
     <w:unhideWhenUsed/>
+    <w:qFormat/>
     <w:tblPr>
       <w:tblInd w:w="0" w:type="dxa"/>
       <w:tblCellMar>
@@ -2725,6 +2862,50 @@
     <w:uiPriority w:val="99"/>
     <w:semiHidden/>
     <w:unhideWhenUsed/>
+  </w:style>
+  <w:style w:type="paragraph" w:styleId="Header">
+    <w:name w:val="header"/>
+    <w:basedOn w:val="Normal"/>
+    <w:link w:val="HeaderChar"/>
+    <w:uiPriority w:val="99"/>
+    <w:unhideWhenUsed/>
+    <w:rsid w:val="00E618BF"/>
+    <w:pPr>
+      <w:tabs>
+        <w:tab w:val="center" w:pos="4680"/>
+        <w:tab w:val="right" w:pos="9360"/>
+      </w:tabs>
+      <w:spacing w:after="0" w:line="240" w:lineRule="auto"/>
+    </w:pPr>
+  </w:style>
+  <w:style w:type="character" w:customStyle="1" w:styleId="HeaderChar">
+    <w:name w:val="Header Char"/>
+    <w:basedOn w:val="DefaultParagraphFont"/>
+    <w:link w:val="Header"/>
+    <w:uiPriority w:val="99"/>
+    <w:rsid w:val="00E618BF"/>
+  </w:style>
+  <w:style w:type="paragraph" w:styleId="Footer">
+    <w:name w:val="footer"/>
+    <w:basedOn w:val="Normal"/>
+    <w:link w:val="FooterChar"/>
+    <w:uiPriority w:val="99"/>
+    <w:unhideWhenUsed/>
+    <w:rsid w:val="00E618BF"/>
+    <w:pPr>
+      <w:tabs>
+        <w:tab w:val="center" w:pos="4680"/>
+        <w:tab w:val="right" w:pos="9360"/>
+      </w:tabs>
+      <w:spacing w:after="0" w:line="240" w:lineRule="auto"/>
+    </w:pPr>
+  </w:style>
+  <w:style w:type="character" w:customStyle="1" w:styleId="FooterChar">
+    <w:name w:val="Footer Char"/>
+    <w:basedOn w:val="DefaultParagraphFont"/>
+    <w:link w:val="Footer"/>
+    <w:uiPriority w:val="99"/>
+    <w:rsid w:val="00E618BF"/>
   </w:style>
   <w:style w:type="paragraph" w:styleId="NoSpacing">
     <w:name w:val="No Spacing"/>
@@ -2794,7 +2975,7 @@
       <w:contextualSpacing/>
     </w:pPr>
     <w:rPr>
-      <w:rFonts w:asciiTheme="majorHAnsi" w:eastAsiaTheme="majorEastAsia" w:hAnsiTheme="majorHAnsi" w:cstheme="majorBidi" w:ascii="Arial" w:hAnsi="Arial"/>
+      <w:rFonts w:asciiTheme="majorHAnsi" w:eastAsiaTheme="majorEastAsia" w:hAnsiTheme="majorHAnsi" w:cstheme="majorBidi"/>
       <w:color w:val="17365D" w:themeColor="text2" w:themeShade="BF"/>
       <w:spacing w:val="5"/>
       <w:kern w:val="28"/>
@@ -14127,6 +14308,17 @@
         <w:shd w:val="clear" w:color="auto" w:fill="FBCAA2" w:themeFill="accent6" w:themeFillTint="7F"/>
       </w:tcPr>
     </w:tblStylePr>
+  </w:style>
+  <w:style w:type="character" w:styleId="Hyperlink">
+    <w:name w:val="Hyperlink"/>
+    <w:basedOn w:val="DefaultParagraphFont"/>
+    <w:uiPriority w:val="99"/>
+    <w:unhideWhenUsed/>
+    <w:rsid w:val="00F939F0"/>
+    <w:rPr>
+      <w:color w:val="0000FF" w:themeColor="hyperlink"/>
+      <w:u w:val="single"/>
+    </w:rPr>
   </w:style>
 </w:styles>
 </file>
